--- a/Deliverables/Report.docx
+++ b/Deliverables/Report.docx
@@ -85,17 +85,8 @@
           <w:sz w:val="40"/>
           <w:szCs w:val="40"/>
         </w:rPr>
-        <w:t xml:space="preserve">Multi-Agent </w:t>
-      </w:r>
-      <w:proofErr w:type="spellStart"/>
-      <w:r>
-        <w:rPr>
-          <w:sz w:val="40"/>
-          <w:szCs w:val="40"/>
-        </w:rPr>
-        <w:t>Chatbot</w:t>
-      </w:r>
-      <w:proofErr w:type="spellEnd"/>
+        <w:t>Multi-Agent Chatbot</w:t>
+      </w:r>
     </w:p>
     <w:p/>
     <w:p/>
@@ -119,31 +110,7 @@
     <w:p/>
     <w:p>
       <w:r>
-        <w:t xml:space="preserve">Romain </w:t>
-      </w:r>
-      <w:proofErr w:type="spellStart"/>
-      <w:r>
-        <w:t>Requena</w:t>
-      </w:r>
-      <w:proofErr w:type="spellEnd"/>
-      <w:r>
-        <w:t xml:space="preserve"> – Alexandre </w:t>
-      </w:r>
-      <w:proofErr w:type="spellStart"/>
-      <w:r>
-        <w:t>Francony</w:t>
-      </w:r>
-      <w:proofErr w:type="spellEnd"/>
-      <w:r>
-        <w:t xml:space="preserve"> – Léonard </w:t>
-      </w:r>
-      <w:proofErr w:type="spellStart"/>
-      <w:r>
-        <w:t>Seidlitz</w:t>
-      </w:r>
-      <w:proofErr w:type="spellEnd"/>
-      <w:r>
-        <w:t xml:space="preserve"> </w:t>
+        <w:t xml:space="preserve">Romain Requena – Alexandre Francony – Léonard Seidlitz </w:t>
       </w:r>
       <w:r>
         <w:tab/>
@@ -229,21 +196,7 @@
         <w:rPr>
           <w:rFonts w:ascii="Corbel" w:hAnsi="Corbel"/>
         </w:rPr>
-        <w:t xml:space="preserve">La mise en place d’un </w:t>
-      </w:r>
-      <w:proofErr w:type="spellStart"/>
-      <w:r>
-        <w:rPr>
-          <w:rFonts w:ascii="Corbel" w:hAnsi="Corbel"/>
-        </w:rPr>
-        <w:t>chatbot</w:t>
-      </w:r>
-      <w:proofErr w:type="spellEnd"/>
-      <w:r>
-        <w:rPr>
-          <w:rFonts w:ascii="Corbel" w:hAnsi="Corbel"/>
-        </w:rPr>
-        <w:t xml:space="preserve"> éducatif soulève plusieurs défis techniques et fonctionnels. Un assistant conversationnel doit être capable de fournir des réponses fiables, à jour et contextualisées, tout en conservant une interaction naturelle avec l’utilisateur. Les modèles de langage de grande taille (LLM) offrent des capacités avancées de compréhension et de génération de texte, mais présentent des limites importantes, notamment le risque d’hallucinations et l’absence de connaissances spécifiques ou actualisées sur une institution donnée.</w:t>
+        <w:t>La mise en place d’un chatbot éducatif soulève plusieurs défis techniques et fonctionnels. Un assistant conversationnel doit être capable de fournir des réponses fiables, à jour et contextualisées, tout en conservant une interaction naturelle avec l’utilisateur. Les modèles de langage de grande taille (LLM) offrent des capacités avancées de compréhension et de génération de texte, mais présentent des limites importantes, notamment le risque d’hallucinations et l’absence de connaissances spécifiques ou actualisées sur une institution donnée.</w:t>
       </w:r>
     </w:p>
     <w:p>
@@ -297,21 +250,7 @@
         <w:rPr>
           <w:rFonts w:ascii="Corbel" w:hAnsi="Corbel"/>
         </w:rPr>
-        <w:t xml:space="preserve">Mettre en place un </w:t>
-      </w:r>
-      <w:proofErr w:type="spellStart"/>
-      <w:r>
-        <w:rPr>
-          <w:rFonts w:ascii="Corbel" w:hAnsi="Corbel"/>
-        </w:rPr>
-        <w:t>chatbot</w:t>
-      </w:r>
-      <w:proofErr w:type="spellEnd"/>
-      <w:r>
-        <w:rPr>
-          <w:rFonts w:ascii="Corbel" w:hAnsi="Corbel"/>
-        </w:rPr>
-        <w:t xml:space="preserve"> capable de répondre aux questions relatives aux formations, aux admissions et aux cours proposés par l’ESILV.</w:t>
+        <w:t>Mettre en place un chatbot capable de répondre aux questions relatives aux formations, aux admissions et aux cours proposés par l’ESILV.</w:t>
       </w:r>
     </w:p>
     <w:p>
@@ -329,35 +268,7 @@
         <w:rPr>
           <w:rFonts w:ascii="Corbel" w:hAnsi="Corbel"/>
         </w:rPr>
-        <w:t xml:space="preserve">Exploiter une approche de </w:t>
-      </w:r>
-      <w:proofErr w:type="spellStart"/>
-      <w:r>
-        <w:rPr>
-          <w:rFonts w:ascii="Corbel" w:hAnsi="Corbel"/>
-        </w:rPr>
-        <w:t>Retrieval-Augmented</w:t>
-      </w:r>
-      <w:proofErr w:type="spellEnd"/>
-      <w:r>
-        <w:rPr>
-          <w:rFonts w:ascii="Corbel" w:hAnsi="Corbel"/>
-        </w:rPr>
-        <w:t xml:space="preserve"> </w:t>
-      </w:r>
-      <w:proofErr w:type="spellStart"/>
-      <w:r>
-        <w:rPr>
-          <w:rFonts w:ascii="Corbel" w:hAnsi="Corbel"/>
-        </w:rPr>
-        <w:t>Generation</w:t>
-      </w:r>
-      <w:proofErr w:type="spellEnd"/>
-      <w:r>
-        <w:rPr>
-          <w:rFonts w:ascii="Corbel" w:hAnsi="Corbel"/>
-        </w:rPr>
-        <w:t xml:space="preserve"> (RAG) afin de garantir des réponses fondées sur des sources documentaires fiables.</w:t>
+        <w:t>Exploiter une approche de Retrieval-Augmented Generation (RAG) afin de garantir des réponses fondées sur des sources documentaires fiables.</w:t>
       </w:r>
     </w:p>
     <w:p>
@@ -434,21 +345,7 @@
         <w:rPr>
           <w:rFonts w:ascii="Corbel" w:hAnsi="Corbel"/>
         </w:rPr>
-        <w:t xml:space="preserve">Ce rapport est structuré de manière à présenter de façon progressive les différentes dimensions du projet. La section suivante introduit les concepts fondamentaux et l’état de l’art relatifs aux </w:t>
-      </w:r>
-      <w:proofErr w:type="spellStart"/>
-      <w:r>
-        <w:rPr>
-          <w:rFonts w:ascii="Corbel" w:hAnsi="Corbel"/>
-        </w:rPr>
-        <w:t>chatbots</w:t>
-      </w:r>
-      <w:proofErr w:type="spellEnd"/>
-      <w:r>
-        <w:rPr>
-          <w:rFonts w:ascii="Corbel" w:hAnsi="Corbel"/>
-        </w:rPr>
-        <w:t>, aux modèles de langage et aux architectures multi-agents. La troisième partie décrit l’architecture globale du système et le rôle de chaque composant. Les sections suivantes détaillent l’orchestration du workflow ainsi que le fonctionnement des agents principaux. Enfin, les dernières parties sont consacrées à l’interface utilisateur, à l’évaluation du système, à ses limites et aux perspectives d’amélioration.</w:t>
+        <w:t>Ce rapport est structuré de manière à présenter de façon progressive les différentes dimensions du projet. La section suivante introduit les concepts fondamentaux et l’état de l’art relatifs aux chatbots, aux modèles de langage et aux architectures multi-agents. La troisième partie décrit l’architecture globale du système et le rôle de chaque composant. Les sections suivantes détaillent l’orchestration du workflow ainsi que le fonctionnement des agents principaux. Enfin, les dernières parties sont consacrées à l’interface utilisateur, à l’évaluation du système, à ses limites et aux perspectives d’amélioration.</w:t>
       </w:r>
     </w:p>
     <w:p>
@@ -480,43 +377,21 @@
         <w:pStyle w:val="Titre3"/>
       </w:pPr>
       <w:r>
-        <w:t xml:space="preserve">2.1 </w:t>
-      </w:r>
-      <w:proofErr w:type="spellStart"/>
-      <w:r>
-        <w:t>Chatbots</w:t>
-      </w:r>
-      <w:proofErr w:type="spellEnd"/>
-      <w:r>
-        <w:t xml:space="preserve"> et modèles de langage</w:t>
-      </w:r>
-    </w:p>
-    <w:p>
-      <w:pPr>
-        <w:spacing w:line="240" w:lineRule="auto"/>
-        <w:rPr>
-          <w:rFonts w:ascii="Corbel" w:hAnsi="Corbel"/>
-        </w:rPr>
-      </w:pPr>
-      <w:r>
-        <w:rPr>
-          <w:rFonts w:ascii="Corbel" w:hAnsi="Corbel"/>
-        </w:rPr>
-        <w:t xml:space="preserve">Les </w:t>
-      </w:r>
-      <w:proofErr w:type="spellStart"/>
-      <w:r>
-        <w:rPr>
-          <w:rFonts w:ascii="Corbel" w:hAnsi="Corbel"/>
-        </w:rPr>
-        <w:t>chatbots</w:t>
-      </w:r>
-      <w:proofErr w:type="spellEnd"/>
-      <w:r>
-        <w:rPr>
-          <w:rFonts w:ascii="Corbel" w:hAnsi="Corbel"/>
-        </w:rPr>
-        <w:t xml:space="preserve"> modernes reposent majoritairement sur des modèles de langage de grande taille (LLM), capables de comprendre et de générer du texte en langage naturel. Ces modèles offrent une grande flexibilité et permettent de traiter des requêtes variées sans règles prédéfinies. Cependant, leurs connaissances sont limitées à leur phase d’entraînement et ils peuvent produire des réponses incorrectes ou non vérifiables, ce qui pose un problème dans un contexte institutionnel nécessitant des informations fiables.</w:t>
+        <w:t>2.1 Chatbots et modèles de langage</w:t>
+      </w:r>
+    </w:p>
+    <w:p>
+      <w:pPr>
+        <w:spacing w:line="240" w:lineRule="auto"/>
+        <w:rPr>
+          <w:rFonts w:ascii="Corbel" w:hAnsi="Corbel"/>
+        </w:rPr>
+      </w:pPr>
+      <w:r>
+        <w:rPr>
+          <w:rFonts w:ascii="Corbel" w:hAnsi="Corbel"/>
+        </w:rPr>
+        <w:t>Les chatbots modernes reposent majoritairement sur des modèles de langage de grande taille (LLM), capables de comprendre et de générer du texte en langage naturel. Ces modèles offrent une grande flexibilité et permettent de traiter des requêtes variées sans règles prédéfinies. Cependant, leurs connaissances sont limitées à leur phase d’entraînement et ils peuvent produire des réponses incorrectes ou non vérifiables, ce qui pose un problème dans un contexte institutionnel nécessitant des informations fiables.</w:t>
       </w:r>
     </w:p>
     <w:p>
@@ -524,65 +399,21 @@
         <w:pStyle w:val="Titre3"/>
       </w:pPr>
       <w:r>
-        <w:t xml:space="preserve">2.2 </w:t>
-      </w:r>
-      <w:proofErr w:type="spellStart"/>
-      <w:r>
-        <w:t>Retrieval-Augmented</w:t>
-      </w:r>
-      <w:proofErr w:type="spellEnd"/>
-      <w:r>
-        <w:t xml:space="preserve"> </w:t>
-      </w:r>
-      <w:proofErr w:type="spellStart"/>
-      <w:r>
-        <w:t>Generation</w:t>
-      </w:r>
-      <w:proofErr w:type="spellEnd"/>
-      <w:r>
-        <w:t xml:space="preserve"> (RAG)</w:t>
-      </w:r>
-    </w:p>
-    <w:p>
-      <w:pPr>
-        <w:spacing w:line="240" w:lineRule="auto"/>
-        <w:rPr>
-          <w:rFonts w:ascii="Corbel" w:hAnsi="Corbel"/>
-        </w:rPr>
-      </w:pPr>
-      <w:r>
-        <w:rPr>
-          <w:rFonts w:ascii="Corbel" w:hAnsi="Corbel"/>
-        </w:rPr>
-        <w:t xml:space="preserve">La </w:t>
-      </w:r>
-      <w:proofErr w:type="spellStart"/>
-      <w:r>
-        <w:rPr>
-          <w:rFonts w:ascii="Corbel" w:hAnsi="Corbel"/>
-        </w:rPr>
-        <w:t>Retrieval-Augmented</w:t>
-      </w:r>
-      <w:proofErr w:type="spellEnd"/>
-      <w:r>
-        <w:rPr>
-          <w:rFonts w:ascii="Corbel" w:hAnsi="Corbel"/>
-        </w:rPr>
-        <w:t xml:space="preserve"> </w:t>
-      </w:r>
-      <w:proofErr w:type="spellStart"/>
-      <w:r>
-        <w:rPr>
-          <w:rFonts w:ascii="Corbel" w:hAnsi="Corbel"/>
-        </w:rPr>
-        <w:t>Generation</w:t>
-      </w:r>
-      <w:proofErr w:type="spellEnd"/>
-      <w:r>
-        <w:rPr>
-          <w:rFonts w:ascii="Corbel" w:hAnsi="Corbel"/>
-        </w:rPr>
-        <w:t xml:space="preserve"> (RAG) vise à combiner les capacités génératives des LLM avec un système de recherche documentaire. Lorsqu’une requête est formulée, des documents pertinents sont récupérés depuis une base externe et utilisés comme contexte pour générer la réponse. Cette approche réduit les hallucinations et permet d’ancrer les réponses sur des sources institutionnelles actualisables, ce qui est particulièrement adapté aux cas d’usage éducatifs.</w:t>
+        <w:t>2.2 Retrieval-Augmented Generation (RAG)</w:t>
+      </w:r>
+    </w:p>
+    <w:p>
+      <w:pPr>
+        <w:spacing w:line="240" w:lineRule="auto"/>
+        <w:rPr>
+          <w:rFonts w:ascii="Corbel" w:hAnsi="Corbel"/>
+        </w:rPr>
+      </w:pPr>
+      <w:r>
+        <w:rPr>
+          <w:rFonts w:ascii="Corbel" w:hAnsi="Corbel"/>
+        </w:rPr>
+        <w:t>La Retrieval-Augmented Generation (RAG) vise à combiner les capacités génératives des LLM avec un système de recherche documentaire. Lorsqu’une requête est formulée, des documents pertinents sont récupérés depuis une base externe et utilisés comme contexte pour générer la réponse. Cette approche réduit les hallucinations et permet d’ancrer les réponses sur des sources institutionnelles actualisables, ce qui est particulièrement adapté aux cas d’usage éducatifs.</w:t>
       </w:r>
     </w:p>
     <w:p>
@@ -664,35 +495,7 @@
         <w:rPr>
           <w:rFonts w:ascii="Corbel" w:hAnsi="Corbel"/>
         </w:rPr>
-        <w:t xml:space="preserve">L’utilisateur interagit avec le </w:t>
-      </w:r>
-      <w:proofErr w:type="spellStart"/>
-      <w:r>
-        <w:rPr>
-          <w:rFonts w:ascii="Corbel" w:hAnsi="Corbel"/>
-        </w:rPr>
-        <w:t>chatbot</w:t>
-      </w:r>
-      <w:proofErr w:type="spellEnd"/>
-      <w:r>
-        <w:rPr>
-          <w:rFonts w:ascii="Corbel" w:hAnsi="Corbel"/>
-        </w:rPr>
-        <w:t xml:space="preserve"> via une interface web développée avec </w:t>
-      </w:r>
-      <w:proofErr w:type="spellStart"/>
-      <w:r>
-        <w:rPr>
-          <w:rFonts w:ascii="Corbel" w:hAnsi="Corbel"/>
-        </w:rPr>
-        <w:t>Streamlit</w:t>
-      </w:r>
-      <w:proofErr w:type="spellEnd"/>
-      <w:r>
-        <w:rPr>
-          <w:rFonts w:ascii="Corbel" w:hAnsi="Corbel"/>
-        </w:rPr>
-        <w:t xml:space="preserve">. Les requêtes sont ensuite prises en charge par un orchestrateur qui analyse l’intention de l’utilisateur et délègue le </w:t>
+        <w:t xml:space="preserve">L’utilisateur interagit avec le chatbot via une interface web développée avec Streamlit. Les requêtes sont ensuite prises en charge par un orchestrateur qui analyse l’intention de l’utilisateur et délègue le </w:t>
       </w:r>
       <w:r>
         <w:rPr>
@@ -739,42 +542,14 @@
         <w:rPr>
           <w:rFonts w:ascii="Corbel" w:hAnsi="Corbel"/>
         </w:rPr>
-        <w:t>Interface utilisateur (</w:t>
-      </w:r>
-      <w:proofErr w:type="spellStart"/>
-      <w:r>
-        <w:rPr>
-          <w:rFonts w:ascii="Corbel" w:hAnsi="Corbel"/>
-        </w:rPr>
-        <w:t>Streamlit</w:t>
-      </w:r>
-      <w:proofErr w:type="spellEnd"/>
-      <w:r>
-        <w:rPr>
-          <w:rFonts w:ascii="Corbel" w:hAnsi="Corbel"/>
-        </w:rPr>
-        <w:t>)</w:t>
+        <w:t>Interface utilisateur (Streamlit)</w:t>
       </w:r>
       <w:r>
         <w:rPr>
           <w:rFonts w:ascii="Corbel" w:hAnsi="Corbel"/>
         </w:rPr>
         <w:br/>
-        <w:t>Permet la saisie des requêtes, l’affichage des réponses, l’</w:t>
-      </w:r>
-      <w:proofErr w:type="spellStart"/>
-      <w:r>
-        <w:rPr>
-          <w:rFonts w:ascii="Corbel" w:hAnsi="Corbel"/>
-        </w:rPr>
-        <w:t>upload</w:t>
-      </w:r>
-      <w:proofErr w:type="spellEnd"/>
-      <w:r>
-        <w:rPr>
-          <w:rFonts w:ascii="Corbel" w:hAnsi="Corbel"/>
-        </w:rPr>
-        <w:t xml:space="preserve"> de documents et l’accès à un tableau de bord administrateur.</w:t>
+        <w:t>Permet la saisie des requêtes, l’affichage des réponses, l’upload de documents et l’accès à un tableau de bord administrateur.</w:t>
       </w:r>
     </w:p>
     <w:p>
@@ -813,14 +588,12 @@
           <w:rFonts w:ascii="Corbel" w:hAnsi="Corbel"/>
         </w:rPr>
       </w:pPr>
-      <w:proofErr w:type="spellStart"/>
       <w:r>
         <w:rPr>
           <w:rFonts w:ascii="Corbel" w:hAnsi="Corbel"/>
         </w:rPr>
         <w:t>RouterAgent</w:t>
       </w:r>
-      <w:proofErr w:type="spellEnd"/>
       <w:r>
         <w:rPr>
           <w:rFonts w:ascii="Corbel" w:hAnsi="Corbel"/>
@@ -840,14 +613,12 @@
           <w:rFonts w:ascii="Corbel" w:hAnsi="Corbel"/>
         </w:rPr>
       </w:pPr>
-      <w:proofErr w:type="spellStart"/>
       <w:r>
         <w:rPr>
           <w:rFonts w:ascii="Corbel" w:hAnsi="Corbel"/>
         </w:rPr>
         <w:t>RetrieverAgent</w:t>
       </w:r>
-      <w:proofErr w:type="spellEnd"/>
       <w:r>
         <w:rPr>
           <w:rFonts w:ascii="Corbel" w:hAnsi="Corbel"/>
@@ -867,14 +638,12 @@
           <w:rFonts w:ascii="Corbel" w:hAnsi="Corbel"/>
         </w:rPr>
       </w:pPr>
-      <w:proofErr w:type="spellStart"/>
       <w:r>
         <w:rPr>
           <w:rFonts w:ascii="Corbel" w:hAnsi="Corbel"/>
         </w:rPr>
         <w:t>QAGeneratorAgent</w:t>
       </w:r>
-      <w:proofErr w:type="spellEnd"/>
       <w:r>
         <w:rPr>
           <w:rFonts w:ascii="Corbel" w:hAnsi="Corbel"/>
@@ -894,14 +663,12 @@
           <w:rFonts w:ascii="Corbel" w:hAnsi="Corbel"/>
         </w:rPr>
       </w:pPr>
-      <w:proofErr w:type="spellStart"/>
       <w:r>
         <w:rPr>
           <w:rFonts w:ascii="Corbel" w:hAnsi="Corbel"/>
         </w:rPr>
         <w:t>FormFillerAgent</w:t>
       </w:r>
-      <w:proofErr w:type="spellEnd"/>
       <w:r>
         <w:rPr>
           <w:rFonts w:ascii="Corbel" w:hAnsi="Corbel"/>
@@ -972,21 +739,7 @@
         <w:rPr>
           <w:rFonts w:ascii="Corbel" w:hAnsi="Corbel"/>
         </w:rPr>
-        <w:t xml:space="preserve">L’utilisateur soumet une requête via l’interface </w:t>
-      </w:r>
-      <w:proofErr w:type="spellStart"/>
-      <w:r>
-        <w:rPr>
-          <w:rFonts w:ascii="Corbel" w:hAnsi="Corbel"/>
-        </w:rPr>
-        <w:t>Streamlit</w:t>
-      </w:r>
-      <w:proofErr w:type="spellEnd"/>
-      <w:r>
-        <w:rPr>
-          <w:rFonts w:ascii="Corbel" w:hAnsi="Corbel"/>
-        </w:rPr>
-        <w:t>.</w:t>
+        <w:t>L’utilisateur soumet une requête via l’interface Streamlit.</w:t>
       </w:r>
     </w:p>
     <w:p>
@@ -1004,21 +757,7 @@
         <w:rPr>
           <w:rFonts w:ascii="Corbel" w:hAnsi="Corbel"/>
         </w:rPr>
-        <w:t xml:space="preserve">L’orchestrateur transmet la requête au </w:t>
-      </w:r>
-      <w:proofErr w:type="spellStart"/>
-      <w:r>
-        <w:rPr>
-          <w:rFonts w:ascii="Corbel" w:hAnsi="Corbel"/>
-        </w:rPr>
-        <w:t>RouterAgent</w:t>
-      </w:r>
-      <w:proofErr w:type="spellEnd"/>
-      <w:r>
-        <w:rPr>
-          <w:rFonts w:ascii="Corbel" w:hAnsi="Corbel"/>
-        </w:rPr>
-        <w:t xml:space="preserve"> pour identifier l’intention.</w:t>
+        <w:t>L’orchestrateur transmet la requête au RouterAgent pour identifier l’intention.</w:t>
       </w:r>
     </w:p>
     <w:p>
@@ -1054,35 +793,7 @@
         <w:rPr>
           <w:rFonts w:ascii="Corbel" w:hAnsi="Corbel"/>
         </w:rPr>
-        <w:t xml:space="preserve">Pour une demande informationnelle, la requête est transmise au </w:t>
-      </w:r>
-      <w:proofErr w:type="spellStart"/>
-      <w:r>
-        <w:rPr>
-          <w:rFonts w:ascii="Corbel" w:hAnsi="Corbel"/>
-        </w:rPr>
-        <w:t>RetrieverAgent</w:t>
-      </w:r>
-      <w:proofErr w:type="spellEnd"/>
-      <w:r>
-        <w:rPr>
-          <w:rFonts w:ascii="Corbel" w:hAnsi="Corbel"/>
-        </w:rPr>
-        <w:t xml:space="preserve">, puis au </w:t>
-      </w:r>
-      <w:proofErr w:type="spellStart"/>
-      <w:r>
-        <w:rPr>
-          <w:rFonts w:ascii="Corbel" w:hAnsi="Corbel"/>
-        </w:rPr>
-        <w:t>QAGeneratorAgent</w:t>
-      </w:r>
-      <w:proofErr w:type="spellEnd"/>
-      <w:r>
-        <w:rPr>
-          <w:rFonts w:ascii="Corbel" w:hAnsi="Corbel"/>
-        </w:rPr>
-        <w:t>.</w:t>
+        <w:t>Pour une demande informationnelle, la requête est transmise au RetrieverAgent, puis au QAGeneratorAgent.</w:t>
       </w:r>
     </w:p>
     <w:p>
@@ -1100,21 +811,7 @@
         <w:rPr>
           <w:rFonts w:ascii="Corbel" w:hAnsi="Corbel"/>
         </w:rPr>
-        <w:t xml:space="preserve">Pour une interaction structurée, la requête est prise en charge par le </w:t>
-      </w:r>
-      <w:proofErr w:type="spellStart"/>
-      <w:r>
-        <w:rPr>
-          <w:rFonts w:ascii="Corbel" w:hAnsi="Corbel"/>
-        </w:rPr>
-        <w:t>FormFillerAgent</w:t>
-      </w:r>
-      <w:proofErr w:type="spellEnd"/>
-      <w:r>
-        <w:rPr>
-          <w:rFonts w:ascii="Corbel" w:hAnsi="Corbel"/>
-        </w:rPr>
-        <w:t>.</w:t>
+        <w:t>Pour une interaction structurée, la requête est prise en charge par le FormFillerAgent.</w:t>
       </w:r>
     </w:p>
     <w:p>
@@ -1136,21 +833,7 @@
         <w:rPr>
           <w:rFonts w:ascii="Corbel" w:hAnsi="Corbel"/>
         </w:rPr>
-        <w:t xml:space="preserve">Cette séparation des flux permet d’adapter dynamiquement le comportement du </w:t>
-      </w:r>
-      <w:proofErr w:type="spellStart"/>
-      <w:r>
-        <w:rPr>
-          <w:rFonts w:ascii="Corbel" w:hAnsi="Corbel"/>
-        </w:rPr>
-        <w:t>chatbot</w:t>
-      </w:r>
-      <w:proofErr w:type="spellEnd"/>
-      <w:r>
-        <w:rPr>
-          <w:rFonts w:ascii="Corbel" w:hAnsi="Corbel"/>
-        </w:rPr>
-        <w:t xml:space="preserve"> en fonction du besoin réel de l’utilisateur.</w:t>
+        <w:t>Cette séparation des flux permet d’adapter dynamiquement le comportement du chatbot en fonction du besoin réel de l’utilisateur.</w:t>
       </w:r>
     </w:p>
     <w:p>
@@ -1327,21 +1010,7 @@
         <w:rPr>
           <w:rFonts w:ascii="Corbel" w:hAnsi="Corbel"/>
         </w:rPr>
-        <w:t xml:space="preserve">Cette logique conditionnelle permet d’adapter dynamiquement le comportement du </w:t>
-      </w:r>
-      <w:proofErr w:type="spellStart"/>
-      <w:r>
-        <w:rPr>
-          <w:rFonts w:ascii="Corbel" w:hAnsi="Corbel"/>
-        </w:rPr>
-        <w:t>chatbot</w:t>
-      </w:r>
-      <w:proofErr w:type="spellEnd"/>
-      <w:r>
-        <w:rPr>
-          <w:rFonts w:ascii="Corbel" w:hAnsi="Corbel"/>
-        </w:rPr>
-        <w:t xml:space="preserve"> sans complexifier les agents eux-mêmes.</w:t>
+        <w:t>Cette logique conditionnelle permet d’adapter dynamiquement le comportement du chatbot sans complexifier les agents eux-mêmes.</w:t>
       </w:r>
     </w:p>
     <w:p>
@@ -1510,15 +1179,7 @@
         <w:pStyle w:val="Titre2"/>
       </w:pPr>
       <w:r>
-        <w:t xml:space="preserve">5. </w:t>
-      </w:r>
-      <w:proofErr w:type="spellStart"/>
-      <w:r>
-        <w:t>RouterAgent</w:t>
-      </w:r>
-      <w:proofErr w:type="spellEnd"/>
-      <w:r>
-        <w:t xml:space="preserve"> : classification d’intention</w:t>
+        <w:t>5. RouterAgent : classification d’intention</w:t>
       </w:r>
     </w:p>
     <w:p>
@@ -1526,68 +1187,35 @@
         <w:pStyle w:val="Titre3"/>
       </w:pPr>
       <w:r>
-        <w:t xml:space="preserve">5.1 Rôle du </w:t>
-      </w:r>
-      <w:proofErr w:type="spellStart"/>
-      <w:r>
-        <w:t>RouterAgent</w:t>
-      </w:r>
-      <w:proofErr w:type="spellEnd"/>
-    </w:p>
-    <w:p>
-      <w:pPr>
-        <w:spacing w:line="240" w:lineRule="auto"/>
-        <w:rPr>
-          <w:rFonts w:ascii="Corbel" w:hAnsi="Corbel"/>
-        </w:rPr>
-      </w:pPr>
-      <w:r>
-        <w:rPr>
-          <w:rFonts w:ascii="Corbel" w:hAnsi="Corbel"/>
-        </w:rPr>
-        <w:t xml:space="preserve">Le </w:t>
-      </w:r>
-      <w:proofErr w:type="spellStart"/>
-      <w:r>
-        <w:rPr>
-          <w:rFonts w:ascii="Corbel" w:hAnsi="Corbel"/>
-        </w:rPr>
-        <w:t>RouterAgent</w:t>
-      </w:r>
-      <w:proofErr w:type="spellEnd"/>
-      <w:r>
-        <w:rPr>
-          <w:rFonts w:ascii="Corbel" w:hAnsi="Corbel"/>
-        </w:rPr>
-        <w:t xml:space="preserve"> est responsable de l’identification de l’intention principale associée à chaque requête utilisateur. Cette étape est essentielle, car elle conditionne l’ensemble du flux de traitement du système. Une mauvaise classification entraînerait un routage inadapté, pouvant dégrader la pertinence de la réponse ou interrompre l’interaction.</w:t>
-      </w:r>
-    </w:p>
-    <w:p>
-      <w:pPr>
-        <w:spacing w:line="240" w:lineRule="auto"/>
-        <w:rPr>
-          <w:rFonts w:ascii="Corbel" w:hAnsi="Corbel"/>
-        </w:rPr>
-      </w:pPr>
-      <w:r>
-        <w:rPr>
-          <w:rFonts w:ascii="Corbel" w:hAnsi="Corbel"/>
-        </w:rPr>
-        <w:t xml:space="preserve">Contrairement à une approche basée sur des règles fixes, le </w:t>
-      </w:r>
-      <w:proofErr w:type="spellStart"/>
-      <w:r>
-        <w:rPr>
-          <w:rFonts w:ascii="Corbel" w:hAnsi="Corbel"/>
-        </w:rPr>
-        <w:t>RouterAgent</w:t>
-      </w:r>
-      <w:proofErr w:type="spellEnd"/>
-      <w:r>
-        <w:rPr>
-          <w:rFonts w:ascii="Corbel" w:hAnsi="Corbel"/>
-        </w:rPr>
-        <w:t xml:space="preserve"> s’appuie sur un modèle de langage afin de gérer la diversité et l’ambiguïté des formulations naturelles.</w:t>
+        <w:t>5.1 Rôle du RouterAgent</w:t>
+      </w:r>
+    </w:p>
+    <w:p>
+      <w:pPr>
+        <w:spacing w:line="240" w:lineRule="auto"/>
+        <w:rPr>
+          <w:rFonts w:ascii="Corbel" w:hAnsi="Corbel"/>
+        </w:rPr>
+      </w:pPr>
+      <w:r>
+        <w:rPr>
+          <w:rFonts w:ascii="Corbel" w:hAnsi="Corbel"/>
+        </w:rPr>
+        <w:t>Le RouterAgent est responsable de l’identification de l’intention principale associée à chaque requête utilisateur. Cette étape est essentielle, car elle conditionne l’ensemble du flux de traitement du système. Une mauvaise classification entraînerait un routage inadapté, pouvant dégrader la pertinence de la réponse ou interrompre l’interaction.</w:t>
+      </w:r>
+    </w:p>
+    <w:p>
+      <w:pPr>
+        <w:spacing w:line="240" w:lineRule="auto"/>
+        <w:rPr>
+          <w:rFonts w:ascii="Corbel" w:hAnsi="Corbel"/>
+        </w:rPr>
+      </w:pPr>
+      <w:r>
+        <w:rPr>
+          <w:rFonts w:ascii="Corbel" w:hAnsi="Corbel"/>
+        </w:rPr>
+        <w:t>Contrairement à une approche basée sur des règles fixes, le RouterAgent s’appuie sur un modèle de langage afin de gérer la diversité et l’ambiguïté des formulations naturelles.</w:t>
       </w:r>
     </w:p>
     <w:p>
@@ -1595,43 +1223,21 @@
         <w:pStyle w:val="Titre3"/>
       </w:pPr>
       <w:r>
-        <w:t xml:space="preserve">5.2 </w:t>
-      </w:r>
-      <w:proofErr w:type="spellStart"/>
-      <w:r>
-        <w:t>Intents</w:t>
-      </w:r>
-      <w:proofErr w:type="spellEnd"/>
-      <w:r>
-        <w:t xml:space="preserve"> pris en charge</w:t>
-      </w:r>
-    </w:p>
-    <w:p>
-      <w:pPr>
-        <w:spacing w:line="240" w:lineRule="auto"/>
-        <w:rPr>
-          <w:rFonts w:ascii="Corbel" w:hAnsi="Corbel"/>
-        </w:rPr>
-      </w:pPr>
-      <w:r>
-        <w:rPr>
-          <w:rFonts w:ascii="Corbel" w:hAnsi="Corbel"/>
-        </w:rPr>
-        <w:t xml:space="preserve">Le système supporte plusieurs catégories d’intentions couvrant les principaux cas d’usage du </w:t>
-      </w:r>
-      <w:proofErr w:type="spellStart"/>
-      <w:r>
-        <w:rPr>
-          <w:rFonts w:ascii="Corbel" w:hAnsi="Corbel"/>
-        </w:rPr>
-        <w:t>chatbot</w:t>
-      </w:r>
-      <w:proofErr w:type="spellEnd"/>
-      <w:r>
-        <w:rPr>
-          <w:rFonts w:ascii="Corbel" w:hAnsi="Corbel"/>
-        </w:rPr>
-        <w:t xml:space="preserve"> :</w:t>
+        <w:t>5.2 Intents pris en charge</w:t>
+      </w:r>
+    </w:p>
+    <w:p>
+      <w:pPr>
+        <w:spacing w:line="240" w:lineRule="auto"/>
+        <w:rPr>
+          <w:rFonts w:ascii="Corbel" w:hAnsi="Corbel"/>
+        </w:rPr>
+      </w:pPr>
+      <w:r>
+        <w:rPr>
+          <w:rFonts w:ascii="Corbel" w:hAnsi="Corbel"/>
+        </w:rPr>
+        <w:t>Le système supporte plusieurs catégories d’intentions couvrant les principaux cas d’usage du chatbot :</w:t>
       </w:r>
     </w:p>
     <w:p>
@@ -1645,27 +1251,11 @@
           <w:rFonts w:ascii="Corbel" w:hAnsi="Corbel"/>
         </w:rPr>
       </w:pPr>
-      <w:proofErr w:type="spellStart"/>
-      <w:proofErr w:type="gramStart"/>
-      <w:r>
-        <w:rPr>
-          <w:rFonts w:ascii="Corbel" w:hAnsi="Corbel"/>
-        </w:rPr>
-        <w:t>program</w:t>
-      </w:r>
-      <w:proofErr w:type="gramEnd"/>
-      <w:r>
-        <w:rPr>
-          <w:rFonts w:ascii="Corbel" w:hAnsi="Corbel"/>
-        </w:rPr>
-        <w:t>_info</w:t>
-      </w:r>
-      <w:proofErr w:type="spellEnd"/>
-      <w:r>
-        <w:rPr>
-          <w:rFonts w:ascii="Corbel" w:hAnsi="Corbel"/>
-        </w:rPr>
-        <w:t xml:space="preserve"> : questions relatives aux formations et parcours proposés.</w:t>
+      <w:r>
+        <w:rPr>
+          <w:rFonts w:ascii="Corbel" w:hAnsi="Corbel"/>
+        </w:rPr>
+        <w:t>program_info : questions relatives aux formations et parcours proposés.</w:t>
       </w:r>
     </w:p>
     <w:p>
@@ -1679,27 +1269,11 @@
           <w:rFonts w:ascii="Corbel" w:hAnsi="Corbel"/>
         </w:rPr>
       </w:pPr>
-      <w:proofErr w:type="spellStart"/>
-      <w:proofErr w:type="gramStart"/>
-      <w:r>
-        <w:rPr>
-          <w:rFonts w:ascii="Corbel" w:hAnsi="Corbel"/>
-        </w:rPr>
-        <w:t>admission</w:t>
-      </w:r>
-      <w:proofErr w:type="gramEnd"/>
-      <w:r>
-        <w:rPr>
-          <w:rFonts w:ascii="Corbel" w:hAnsi="Corbel"/>
-        </w:rPr>
-        <w:t>_help</w:t>
-      </w:r>
-      <w:proofErr w:type="spellEnd"/>
-      <w:r>
-        <w:rPr>
-          <w:rFonts w:ascii="Corbel" w:hAnsi="Corbel"/>
-        </w:rPr>
-        <w:t xml:space="preserve"> : informations sur les modalités d’admission et d’inscription.</w:t>
+      <w:r>
+        <w:rPr>
+          <w:rFonts w:ascii="Corbel" w:hAnsi="Corbel"/>
+        </w:rPr>
+        <w:t>admission_help : informations sur les modalités d’admission et d’inscription.</w:t>
       </w:r>
     </w:p>
     <w:p>
@@ -1713,27 +1287,11 @@
           <w:rFonts w:ascii="Corbel" w:hAnsi="Corbel"/>
         </w:rPr>
       </w:pPr>
-      <w:proofErr w:type="spellStart"/>
-      <w:proofErr w:type="gramStart"/>
-      <w:r>
-        <w:rPr>
-          <w:rFonts w:ascii="Corbel" w:hAnsi="Corbel"/>
-        </w:rPr>
-        <w:t>course</w:t>
-      </w:r>
-      <w:proofErr w:type="gramEnd"/>
-      <w:r>
-        <w:rPr>
-          <w:rFonts w:ascii="Corbel" w:hAnsi="Corbel"/>
-        </w:rPr>
-        <w:t>_details</w:t>
-      </w:r>
-      <w:proofErr w:type="spellEnd"/>
-      <w:r>
-        <w:rPr>
-          <w:rFonts w:ascii="Corbel" w:hAnsi="Corbel"/>
-        </w:rPr>
-        <w:t xml:space="preserve"> : détails sur les cours ou modules spécifiques.</w:t>
+      <w:r>
+        <w:rPr>
+          <w:rFonts w:ascii="Corbel" w:hAnsi="Corbel"/>
+        </w:rPr>
+        <w:t>course_details : détails sur les cours ou modules spécifiques.</w:t>
       </w:r>
     </w:p>
     <w:p>
@@ -1747,27 +1305,11 @@
           <w:rFonts w:ascii="Corbel" w:hAnsi="Corbel"/>
         </w:rPr>
       </w:pPr>
-      <w:proofErr w:type="spellStart"/>
-      <w:proofErr w:type="gramStart"/>
-      <w:r>
-        <w:rPr>
-          <w:rFonts w:ascii="Corbel" w:hAnsi="Corbel"/>
-        </w:rPr>
-        <w:t>general</w:t>
-      </w:r>
-      <w:proofErr w:type="gramEnd"/>
-      <w:r>
-        <w:rPr>
-          <w:rFonts w:ascii="Corbel" w:hAnsi="Corbel"/>
-        </w:rPr>
-        <w:t>_info</w:t>
-      </w:r>
-      <w:proofErr w:type="spellEnd"/>
-      <w:r>
-        <w:rPr>
-          <w:rFonts w:ascii="Corbel" w:hAnsi="Corbel"/>
-        </w:rPr>
-        <w:t xml:space="preserve"> : informations générales sur l’établissement.</w:t>
+      <w:r>
+        <w:rPr>
+          <w:rFonts w:ascii="Corbel" w:hAnsi="Corbel"/>
+        </w:rPr>
+        <w:t>general_info : informations générales sur l’établissement.</w:t>
       </w:r>
     </w:p>
     <w:p>
@@ -1781,27 +1323,11 @@
           <w:rFonts w:ascii="Corbel" w:hAnsi="Corbel"/>
         </w:rPr>
       </w:pPr>
-      <w:proofErr w:type="spellStart"/>
-      <w:proofErr w:type="gramStart"/>
-      <w:r>
-        <w:rPr>
-          <w:rFonts w:ascii="Corbel" w:hAnsi="Corbel"/>
-        </w:rPr>
-        <w:t>contact</w:t>
-      </w:r>
-      <w:proofErr w:type="gramEnd"/>
-      <w:r>
-        <w:rPr>
-          <w:rFonts w:ascii="Corbel" w:hAnsi="Corbel"/>
-        </w:rPr>
-        <w:t>_collection</w:t>
-      </w:r>
-      <w:proofErr w:type="spellEnd"/>
-      <w:r>
-        <w:rPr>
-          <w:rFonts w:ascii="Corbel" w:hAnsi="Corbel"/>
-        </w:rPr>
-        <w:t xml:space="preserve"> : demandes impliquant la collecte de coordonnées ou un suivi.</w:t>
+      <w:r>
+        <w:rPr>
+          <w:rFonts w:ascii="Corbel" w:hAnsi="Corbel"/>
+        </w:rPr>
+        <w:t>contact_collection : demandes impliquant la collecte de coordonnées ou un suivi.</w:t>
       </w:r>
     </w:p>
     <w:p>
@@ -1815,27 +1341,11 @@
           <w:rFonts w:ascii="Corbel" w:hAnsi="Corbel"/>
         </w:rPr>
       </w:pPr>
-      <w:proofErr w:type="spellStart"/>
-      <w:proofErr w:type="gramStart"/>
-      <w:r>
-        <w:rPr>
-          <w:rFonts w:ascii="Corbel" w:hAnsi="Corbel"/>
-        </w:rPr>
-        <w:t>small</w:t>
-      </w:r>
-      <w:proofErr w:type="gramEnd"/>
-      <w:r>
-        <w:rPr>
-          <w:rFonts w:ascii="Corbel" w:hAnsi="Corbel"/>
-        </w:rPr>
-        <w:t>_talk</w:t>
-      </w:r>
-      <w:proofErr w:type="spellEnd"/>
-      <w:r>
-        <w:rPr>
-          <w:rFonts w:ascii="Corbel" w:hAnsi="Corbel"/>
-        </w:rPr>
-        <w:t xml:space="preserve"> : interactions conversationnelles simples.</w:t>
+      <w:r>
+        <w:rPr>
+          <w:rFonts w:ascii="Corbel" w:hAnsi="Corbel"/>
+        </w:rPr>
+        <w:t>small_talk : interactions conversationnelles simples.</w:t>
       </w:r>
     </w:p>
     <w:p>
@@ -1849,21 +1359,11 @@
           <w:rFonts w:ascii="Corbel" w:hAnsi="Corbel"/>
         </w:rPr>
       </w:pPr>
-      <w:proofErr w:type="spellStart"/>
-      <w:proofErr w:type="gramStart"/>
-      <w:r>
-        <w:rPr>
-          <w:rFonts w:ascii="Corbel" w:hAnsi="Corbel"/>
-        </w:rPr>
-        <w:t>unknown</w:t>
-      </w:r>
-      <w:proofErr w:type="spellEnd"/>
-      <w:proofErr w:type="gramEnd"/>
-      <w:r>
-        <w:rPr>
-          <w:rFonts w:ascii="Corbel" w:hAnsi="Corbel"/>
-        </w:rPr>
-        <w:t xml:space="preserve"> : requêtes non classifiables.</w:t>
+      <w:r>
+        <w:rPr>
+          <w:rFonts w:ascii="Corbel" w:hAnsi="Corbel"/>
+        </w:rPr>
+        <w:t>unknown : requêtes non classifiables.</w:t>
       </w:r>
     </w:p>
     <w:p>
@@ -1899,21 +1399,7 @@
         <w:rPr>
           <w:rFonts w:ascii="Corbel" w:hAnsi="Corbel"/>
         </w:rPr>
-        <w:t xml:space="preserve">Le </w:t>
-      </w:r>
-      <w:proofErr w:type="spellStart"/>
-      <w:r>
-        <w:rPr>
-          <w:rFonts w:ascii="Corbel" w:hAnsi="Corbel"/>
-        </w:rPr>
-        <w:t>RouterAgent</w:t>
-      </w:r>
-      <w:proofErr w:type="spellEnd"/>
-      <w:r>
-        <w:rPr>
-          <w:rFonts w:ascii="Corbel" w:hAnsi="Corbel"/>
-        </w:rPr>
-        <w:t xml:space="preserve"> utilise un LLM configuré pour effectuer une classification supervisée à partir d’un prompt spécifique. La requête utilisateur est analysée et associée à une intention unique parmi la liste prédéfinie. Le résultat de cette classification est ensuite transmis à l’orchestrateur, qui déclenche le pipeline de traitement correspondant.</w:t>
+        <w:t>Le RouterAgent utilise un LLM configuré pour effectuer une classification supervisée à partir d’un prompt spécifique. La requête utilisateur est analysée et associée à une intention unique parmi la liste prédéfinie. Le résultat de cette classification est ensuite transmis à l’orchestrateur, qui déclenche le pipeline de traitement correspondant.</w:t>
       </w:r>
     </w:p>
     <w:p>
@@ -2003,7 +1489,6 @@
         </w:rPr>
         <w:t xml:space="preserve">Le système RAG repose sur une base de connaissances constituée de documents institutionnels de l’ESILV. Ces documents sont d’abord extraits depuis des fichiers PDF, puis découpés en segments textuels appelés </w:t>
       </w:r>
-      <w:proofErr w:type="spellStart"/>
       <w:r>
         <w:rPr>
           <w:rFonts w:ascii="Corbel" w:hAnsi="Corbel"/>
@@ -2012,7 +1497,6 @@
         </w:rPr>
         <w:t>chunks</w:t>
       </w:r>
-      <w:proofErr w:type="spellEnd"/>
       <w:r>
         <w:rPr>
           <w:rFonts w:ascii="Corbel" w:hAnsi="Corbel"/>
@@ -2031,35 +1515,7 @@
         <w:rPr>
           <w:rFonts w:ascii="Corbel" w:hAnsi="Corbel"/>
         </w:rPr>
-        <w:t xml:space="preserve">Chaque </w:t>
-      </w:r>
-      <w:proofErr w:type="spellStart"/>
-      <w:r>
-        <w:rPr>
-          <w:rFonts w:ascii="Corbel" w:hAnsi="Corbel"/>
-        </w:rPr>
-        <w:t>chunk</w:t>
-      </w:r>
-      <w:proofErr w:type="spellEnd"/>
-      <w:r>
-        <w:rPr>
-          <w:rFonts w:ascii="Corbel" w:hAnsi="Corbel"/>
-        </w:rPr>
-        <w:t xml:space="preserve"> est ensuite transformé en vecteur à l’aide d’un modèle d’</w:t>
-      </w:r>
-      <w:proofErr w:type="spellStart"/>
-      <w:r>
-        <w:rPr>
-          <w:rFonts w:ascii="Corbel" w:hAnsi="Corbel"/>
-        </w:rPr>
-        <w:t>embeddings</w:t>
-      </w:r>
-      <w:proofErr w:type="spellEnd"/>
-      <w:r>
-        <w:rPr>
-          <w:rFonts w:ascii="Corbel" w:hAnsi="Corbel"/>
-        </w:rPr>
-        <w:t xml:space="preserve"> et stocké dans une base vectorielle. Cette phase d’ingestion est réalisée en amont et ne nécessite pas d’être rejouée lors de chaque interaction utilisateur.</w:t>
+        <w:t>Chaque chunk est ensuite transformé en vecteur à l’aide d’un modèle d’embeddings et stocké dans une base vectorielle. Cette phase d’ingestion est réalisée en amont et ne nécessite pas d’être rejouée lors de chaque interaction utilisateur.</w:t>
       </w:r>
     </w:p>
     <w:p>
@@ -2067,71 +1523,35 @@
         <w:pStyle w:val="Titre3"/>
       </w:pPr>
       <w:r>
-        <w:t xml:space="preserve">6.2 </w:t>
-      </w:r>
-      <w:proofErr w:type="spellStart"/>
-      <w:r>
-        <w:t>RetrieverAgent</w:t>
-      </w:r>
-      <w:proofErr w:type="spellEnd"/>
-      <w:r>
-        <w:t xml:space="preserve"> : recherche sémantique</w:t>
-      </w:r>
-    </w:p>
-    <w:p>
-      <w:pPr>
-        <w:spacing w:line="240" w:lineRule="auto"/>
-        <w:rPr>
-          <w:rFonts w:ascii="Corbel" w:hAnsi="Corbel"/>
-        </w:rPr>
-      </w:pPr>
-      <w:r>
-        <w:rPr>
-          <w:rFonts w:ascii="Corbel" w:hAnsi="Corbel"/>
-        </w:rPr>
-        <w:t xml:space="preserve">Le </w:t>
-      </w:r>
-      <w:proofErr w:type="spellStart"/>
-      <w:r>
-        <w:rPr>
-          <w:rFonts w:ascii="Corbel" w:hAnsi="Corbel"/>
-        </w:rPr>
-        <w:t>RetrieverAgent</w:t>
-      </w:r>
-      <w:proofErr w:type="spellEnd"/>
-      <w:r>
-        <w:rPr>
-          <w:rFonts w:ascii="Corbel" w:hAnsi="Corbel"/>
-        </w:rPr>
-        <w:t xml:space="preserve"> est chargé d’identifier les segments de documents les plus pertinents en fonction de la requête utilisateur. Contrairement à une recherche par mots-clés, la recherche sémantique permet de comparer la similarité de sens entre la requête et les documents indexés.</w:t>
-      </w:r>
-    </w:p>
-    <w:p>
-      <w:pPr>
-        <w:spacing w:line="240" w:lineRule="auto"/>
-        <w:rPr>
-          <w:rFonts w:ascii="Corbel" w:hAnsi="Corbel"/>
-        </w:rPr>
-      </w:pPr>
-      <w:r>
-        <w:rPr>
-          <w:rFonts w:ascii="Corbel" w:hAnsi="Corbel"/>
-        </w:rPr>
-        <w:t xml:space="preserve">Pour chaque requête, le </w:t>
-      </w:r>
-      <w:proofErr w:type="spellStart"/>
-      <w:r>
-        <w:rPr>
-          <w:rFonts w:ascii="Corbel" w:hAnsi="Corbel"/>
-        </w:rPr>
-        <w:t>RetrieverAgent</w:t>
-      </w:r>
-      <w:proofErr w:type="spellEnd"/>
-      <w:r>
-        <w:rPr>
-          <w:rFonts w:ascii="Corbel" w:hAnsi="Corbel"/>
-        </w:rPr>
-        <w:t xml:space="preserve"> :</w:t>
+        <w:t>6.2 RetrieverAgent : recherche sémantique</w:t>
+      </w:r>
+    </w:p>
+    <w:p>
+      <w:pPr>
+        <w:spacing w:line="240" w:lineRule="auto"/>
+        <w:rPr>
+          <w:rFonts w:ascii="Corbel" w:hAnsi="Corbel"/>
+        </w:rPr>
+      </w:pPr>
+      <w:r>
+        <w:rPr>
+          <w:rFonts w:ascii="Corbel" w:hAnsi="Corbel"/>
+        </w:rPr>
+        <w:t>Le RetrieverAgent est chargé d’identifier les segments de documents les plus pertinents en fonction de la requête utilisateur. Contrairement à une recherche par mots-clés, la recherche sémantique permet de comparer la similarité de sens entre la requête et les documents indexés.</w:t>
+      </w:r>
+    </w:p>
+    <w:p>
+      <w:pPr>
+        <w:spacing w:line="240" w:lineRule="auto"/>
+        <w:rPr>
+          <w:rFonts w:ascii="Corbel" w:hAnsi="Corbel"/>
+        </w:rPr>
+      </w:pPr>
+      <w:r>
+        <w:rPr>
+          <w:rFonts w:ascii="Corbel" w:hAnsi="Corbel"/>
+        </w:rPr>
+        <w:t>Pour chaque requête, le RetrieverAgent :</w:t>
       </w:r>
     </w:p>
     <w:p>
@@ -2145,33 +1565,11 @@
           <w:rFonts w:ascii="Corbel" w:hAnsi="Corbel"/>
         </w:rPr>
       </w:pPr>
-      <w:proofErr w:type="gramStart"/>
-      <w:r>
-        <w:rPr>
-          <w:rFonts w:ascii="Corbel" w:hAnsi="Corbel"/>
-        </w:rPr>
-        <w:t>génère</w:t>
-      </w:r>
-      <w:proofErr w:type="gramEnd"/>
-      <w:r>
-        <w:rPr>
-          <w:rFonts w:ascii="Corbel" w:hAnsi="Corbel"/>
-        </w:rPr>
-        <w:t xml:space="preserve"> un </w:t>
-      </w:r>
-      <w:proofErr w:type="spellStart"/>
-      <w:r>
-        <w:rPr>
-          <w:rFonts w:ascii="Corbel" w:hAnsi="Corbel"/>
-        </w:rPr>
-        <w:t>embedding</w:t>
-      </w:r>
-      <w:proofErr w:type="spellEnd"/>
-      <w:r>
-        <w:rPr>
-          <w:rFonts w:ascii="Corbel" w:hAnsi="Corbel"/>
-        </w:rPr>
-        <w:t xml:space="preserve"> de la question,</w:t>
+      <w:r>
+        <w:rPr>
+          <w:rFonts w:ascii="Corbel" w:hAnsi="Corbel"/>
+        </w:rPr>
+        <w:t>génère un embedding de la question,</w:t>
       </w:r>
     </w:p>
     <w:p>
@@ -2185,19 +1583,11 @@
           <w:rFonts w:ascii="Corbel" w:hAnsi="Corbel"/>
         </w:rPr>
       </w:pPr>
-      <w:proofErr w:type="gramStart"/>
-      <w:r>
-        <w:rPr>
-          <w:rFonts w:ascii="Corbel" w:hAnsi="Corbel"/>
-        </w:rPr>
-        <w:t>interroge</w:t>
-      </w:r>
-      <w:proofErr w:type="gramEnd"/>
-      <w:r>
-        <w:rPr>
-          <w:rFonts w:ascii="Corbel" w:hAnsi="Corbel"/>
-        </w:rPr>
-        <w:t xml:space="preserve"> la base vectorielle,</w:t>
+      <w:r>
+        <w:rPr>
+          <w:rFonts w:ascii="Corbel" w:hAnsi="Corbel"/>
+        </w:rPr>
+        <w:t>interroge la base vectorielle,</w:t>
       </w:r>
     </w:p>
     <w:p>
@@ -2211,19 +1601,11 @@
           <w:rFonts w:ascii="Corbel" w:hAnsi="Corbel"/>
         </w:rPr>
       </w:pPr>
-      <w:proofErr w:type="gramStart"/>
-      <w:r>
-        <w:rPr>
-          <w:rFonts w:ascii="Corbel" w:hAnsi="Corbel"/>
-        </w:rPr>
-        <w:t>sélectionne</w:t>
-      </w:r>
-      <w:proofErr w:type="gramEnd"/>
-      <w:r>
-        <w:rPr>
-          <w:rFonts w:ascii="Corbel" w:hAnsi="Corbel"/>
-        </w:rPr>
-        <w:t xml:space="preserve"> les </w:t>
+      <w:r>
+        <w:rPr>
+          <w:rFonts w:ascii="Corbel" w:hAnsi="Corbel"/>
+        </w:rPr>
+        <w:t xml:space="preserve">sélectionne les </w:t>
       </w:r>
       <w:r>
         <w:rPr>
@@ -2237,21 +1619,7 @@
         <w:rPr>
           <w:rFonts w:ascii="Corbel" w:hAnsi="Corbel"/>
         </w:rPr>
-        <w:t xml:space="preserve"> </w:t>
-      </w:r>
-      <w:proofErr w:type="spellStart"/>
-      <w:r>
-        <w:rPr>
-          <w:rFonts w:ascii="Corbel" w:hAnsi="Corbel"/>
-        </w:rPr>
-        <w:t>chunks</w:t>
-      </w:r>
-      <w:proofErr w:type="spellEnd"/>
-      <w:r>
-        <w:rPr>
-          <w:rFonts w:ascii="Corbel" w:hAnsi="Corbel"/>
-        </w:rPr>
-        <w:t xml:space="preserve"> les plus similaires.</w:t>
+        <w:t xml:space="preserve"> chunks les plus similaires.</w:t>
       </w:r>
     </w:p>
     <w:p>
@@ -2287,43 +1655,21 @@
         <w:pStyle w:val="Titre3"/>
       </w:pPr>
       <w:r>
-        <w:t xml:space="preserve">6.3 </w:t>
-      </w:r>
-      <w:proofErr w:type="spellStart"/>
-      <w:r>
-        <w:t>QAGeneratorAgent</w:t>
-      </w:r>
-      <w:proofErr w:type="spellEnd"/>
-      <w:r>
-        <w:t xml:space="preserve"> : génération de réponse</w:t>
-      </w:r>
-    </w:p>
-    <w:p>
-      <w:pPr>
-        <w:spacing w:line="240" w:lineRule="auto"/>
-        <w:rPr>
-          <w:rFonts w:ascii="Corbel" w:hAnsi="Corbel"/>
-        </w:rPr>
-      </w:pPr>
-      <w:r>
-        <w:rPr>
-          <w:rFonts w:ascii="Corbel" w:hAnsi="Corbel"/>
-        </w:rPr>
-        <w:t xml:space="preserve">Le </w:t>
-      </w:r>
-      <w:proofErr w:type="spellStart"/>
-      <w:r>
-        <w:rPr>
-          <w:rFonts w:ascii="Corbel" w:hAnsi="Corbel"/>
-        </w:rPr>
-        <w:t>QAGeneratorAgent</w:t>
-      </w:r>
-      <w:proofErr w:type="spellEnd"/>
-      <w:r>
-        <w:rPr>
-          <w:rFonts w:ascii="Corbel" w:hAnsi="Corbel"/>
-        </w:rPr>
-        <w:t xml:space="preserve"> est responsable de la production de la réponse finale. Il s’appuie sur un modèle de langage auquel sont fournis :</w:t>
+        <w:t>6.3 QAGeneratorAgent : génération de réponse</w:t>
+      </w:r>
+    </w:p>
+    <w:p>
+      <w:pPr>
+        <w:spacing w:line="240" w:lineRule="auto"/>
+        <w:rPr>
+          <w:rFonts w:ascii="Corbel" w:hAnsi="Corbel"/>
+        </w:rPr>
+      </w:pPr>
+      <w:r>
+        <w:rPr>
+          <w:rFonts w:ascii="Corbel" w:hAnsi="Corbel"/>
+        </w:rPr>
+        <w:t>Le QAGeneratorAgent est responsable de la production de la réponse finale. Il s’appuie sur un modèle de langage auquel sont fournis :</w:t>
       </w:r>
     </w:p>
     <w:p>
@@ -2337,19 +1683,11 @@
           <w:rFonts w:ascii="Corbel" w:hAnsi="Corbel"/>
         </w:rPr>
       </w:pPr>
-      <w:proofErr w:type="gramStart"/>
-      <w:r>
-        <w:rPr>
-          <w:rFonts w:ascii="Corbel" w:hAnsi="Corbel"/>
-        </w:rPr>
-        <w:t>la</w:t>
-      </w:r>
-      <w:proofErr w:type="gramEnd"/>
-      <w:r>
-        <w:rPr>
-          <w:rFonts w:ascii="Corbel" w:hAnsi="Corbel"/>
-        </w:rPr>
-        <w:t xml:space="preserve"> question utilisateur,</w:t>
+      <w:r>
+        <w:rPr>
+          <w:rFonts w:ascii="Corbel" w:hAnsi="Corbel"/>
+        </w:rPr>
+        <w:t>la question utilisateur,</w:t>
       </w:r>
     </w:p>
     <w:p>
@@ -2363,33 +1701,11 @@
           <w:rFonts w:ascii="Corbel" w:hAnsi="Corbel"/>
         </w:rPr>
       </w:pPr>
-      <w:proofErr w:type="gramStart"/>
-      <w:r>
-        <w:rPr>
-          <w:rFonts w:ascii="Corbel" w:hAnsi="Corbel"/>
-        </w:rPr>
-        <w:t>les</w:t>
-      </w:r>
-      <w:proofErr w:type="gramEnd"/>
-      <w:r>
-        <w:rPr>
-          <w:rFonts w:ascii="Corbel" w:hAnsi="Corbel"/>
-        </w:rPr>
-        <w:t xml:space="preserve"> documents récupérés par le </w:t>
-      </w:r>
-      <w:proofErr w:type="spellStart"/>
-      <w:r>
-        <w:rPr>
-          <w:rFonts w:ascii="Corbel" w:hAnsi="Corbel"/>
-        </w:rPr>
-        <w:t>RetrieverAgent</w:t>
-      </w:r>
-      <w:proofErr w:type="spellEnd"/>
-      <w:r>
-        <w:rPr>
-          <w:rFonts w:ascii="Corbel" w:hAnsi="Corbel"/>
-        </w:rPr>
-        <w:t>.</w:t>
+      <w:r>
+        <w:rPr>
+          <w:rFonts w:ascii="Corbel" w:hAnsi="Corbel"/>
+        </w:rPr>
+        <w:t>les documents récupérés par le RetrieverAgent.</w:t>
       </w:r>
     </w:p>
     <w:p>
@@ -2450,15 +1766,7 @@
       </w:pPr>
       <w:r>
         <w:lastRenderedPageBreak/>
-        <w:t xml:space="preserve">7. </w:t>
-      </w:r>
-      <w:proofErr w:type="spellStart"/>
-      <w:r>
-        <w:t>FormFillerAgent</w:t>
-      </w:r>
-      <w:proofErr w:type="spellEnd"/>
-      <w:r>
-        <w:t xml:space="preserve"> : interaction structurée</w:t>
+        <w:t>7. FormFillerAgent : interaction structurée</w:t>
       </w:r>
     </w:p>
     <w:p>
@@ -2466,40 +1774,21 @@
         <w:pStyle w:val="Titre3"/>
       </w:pPr>
       <w:r>
-        <w:t xml:space="preserve">7.1 Objectif du </w:t>
-      </w:r>
-      <w:proofErr w:type="spellStart"/>
-      <w:r>
-        <w:t>FormFillerAgent</w:t>
-      </w:r>
-      <w:proofErr w:type="spellEnd"/>
-    </w:p>
-    <w:p>
-      <w:pPr>
-        <w:spacing w:line="240" w:lineRule="auto"/>
-        <w:rPr>
-          <w:rFonts w:ascii="Corbel" w:hAnsi="Corbel"/>
-        </w:rPr>
-      </w:pPr>
-      <w:r>
-        <w:rPr>
-          <w:rFonts w:ascii="Corbel" w:hAnsi="Corbel"/>
-        </w:rPr>
-        <w:t xml:space="preserve">Le </w:t>
-      </w:r>
-      <w:proofErr w:type="spellStart"/>
-      <w:r>
-        <w:rPr>
-          <w:rFonts w:ascii="Corbel" w:hAnsi="Corbel"/>
-        </w:rPr>
-        <w:t>FormFillerAgent</w:t>
-      </w:r>
-      <w:proofErr w:type="spellEnd"/>
-      <w:r>
-        <w:rPr>
-          <w:rFonts w:ascii="Corbel" w:hAnsi="Corbel"/>
-        </w:rPr>
-        <w:t xml:space="preserve"> est conçu pour gérer les interactions nécessitant la collecte d’informations utilisateur, telles que les demandes de brochures, de rendez-vous ou de prise de contact. Contrairement aux requêtes purement informationnelles, ces interactions impliquent un dialogue structuré sur plusieurs tours et requièrent une validation rigoureuse des données collectées.</w:t>
+        <w:t>7.1 Objectif du FormFillerAgent</w:t>
+      </w:r>
+    </w:p>
+    <w:p>
+      <w:pPr>
+        <w:spacing w:line="240" w:lineRule="auto"/>
+        <w:rPr>
+          <w:rFonts w:ascii="Corbel" w:hAnsi="Corbel"/>
+        </w:rPr>
+      </w:pPr>
+      <w:r>
+        <w:rPr>
+          <w:rFonts w:ascii="Corbel" w:hAnsi="Corbel"/>
+        </w:rPr>
+        <w:t>Le FormFillerAgent est conçu pour gérer les interactions nécessitant la collecte d’informations utilisateur, telles que les demandes de brochures, de rendez-vous ou de prise de contact. Contrairement aux requêtes purement informationnelles, ces interactions impliquent un dialogue structuré sur plusieurs tours et requièrent une validation rigoureuse des données collectées.</w:t>
       </w:r>
     </w:p>
     <w:p>
@@ -2521,21 +1810,7 @@
         <w:rPr>
           <w:rFonts w:ascii="Corbel" w:hAnsi="Corbel"/>
         </w:rPr>
-        <w:t xml:space="preserve">Le fonctionnement du </w:t>
-      </w:r>
-      <w:proofErr w:type="spellStart"/>
-      <w:r>
-        <w:rPr>
-          <w:rFonts w:ascii="Corbel" w:hAnsi="Corbel"/>
-        </w:rPr>
-        <w:t>FormFillerAgent</w:t>
-      </w:r>
-      <w:proofErr w:type="spellEnd"/>
-      <w:r>
-        <w:rPr>
-          <w:rFonts w:ascii="Corbel" w:hAnsi="Corbel"/>
-        </w:rPr>
-        <w:t xml:space="preserve"> repose sur un échange progressif avec l’utilisateur. Les informations sont demandées de manière séquentielle, en fonction des données déjà fournies. Cette approche permet de conserver une interaction naturelle tout en garantissant l’exhaustivité des informations requises.</w:t>
+        <w:t>Le fonctionnement du FormFillerAgent repose sur un échange progressif avec l’utilisateur. Les informations sont demandées de manière séquentielle, en fonction des données déjà fournies. Cette approche permet de conserver une interaction naturelle tout en garantissant l’exhaustivité des informations requises.</w:t>
       </w:r>
     </w:p>
     <w:p>
@@ -2571,21 +1846,7 @@
         <w:rPr>
           <w:rFonts w:ascii="Corbel" w:hAnsi="Corbel"/>
         </w:rPr>
-        <w:t xml:space="preserve">Afin d’assurer la fiabilité des informations collectées, le </w:t>
-      </w:r>
-      <w:proofErr w:type="spellStart"/>
-      <w:r>
-        <w:rPr>
-          <w:rFonts w:ascii="Corbel" w:hAnsi="Corbel"/>
-        </w:rPr>
-        <w:t>FormFillerAgent</w:t>
-      </w:r>
-      <w:proofErr w:type="spellEnd"/>
-      <w:r>
-        <w:rPr>
-          <w:rFonts w:ascii="Corbel" w:hAnsi="Corbel"/>
-        </w:rPr>
-        <w:t xml:space="preserve"> intègre des mécanismes de validation. Les champs sensibles, tels que l’adresse électronique ou le numéro de téléphone, sont vérifiés à l’aide de règles de format. En cas d’erreur, l’utilisateur est invité à corriger sa saisie, ce qui améliore la qualité des données enregistrées.</w:t>
+        <w:t>Afin d’assurer la fiabilité des informations collectées, le FormFillerAgent intègre des mécanismes de validation. Les champs sensibles, tels que l’adresse électronique ou le numéro de téléphone, sont vérifiés à l’aide de règles de format. En cas d’erreur, l’utilisateur est invité à corriger sa saisie, ce qui améliore la qualité des données enregistrées.</w:t>
       </w:r>
     </w:p>
     <w:p>
@@ -2639,54 +1900,21 @@
         <w:pStyle w:val="Titre3"/>
       </w:pPr>
       <w:r>
-        <w:t xml:space="preserve">8.1 Choix de l’interface </w:t>
-      </w:r>
-      <w:proofErr w:type="spellStart"/>
-      <w:r>
-        <w:t>Streamlit</w:t>
-      </w:r>
-      <w:proofErr w:type="spellEnd"/>
-    </w:p>
-    <w:p>
-      <w:pPr>
-        <w:spacing w:line="240" w:lineRule="auto"/>
-        <w:rPr>
-          <w:rFonts w:ascii="Corbel" w:hAnsi="Corbel"/>
-        </w:rPr>
-      </w:pPr>
-      <w:r>
-        <w:rPr>
-          <w:rFonts w:ascii="Corbel" w:hAnsi="Corbel"/>
-        </w:rPr>
-        <w:t xml:space="preserve">L’interface utilisateur du ESILV Smart Assistant a été développée à l’aide de </w:t>
-      </w:r>
-      <w:proofErr w:type="spellStart"/>
-      <w:r>
-        <w:rPr>
-          <w:rFonts w:ascii="Corbel" w:hAnsi="Corbel"/>
-        </w:rPr>
-        <w:t>Streamlit</w:t>
-      </w:r>
-      <w:proofErr w:type="spellEnd"/>
-      <w:r>
-        <w:rPr>
-          <w:rFonts w:ascii="Corbel" w:hAnsi="Corbel"/>
-        </w:rPr>
-        <w:t xml:space="preserve">. Ce </w:t>
-      </w:r>
-      <w:proofErr w:type="spellStart"/>
-      <w:r>
-        <w:rPr>
-          <w:rFonts w:ascii="Corbel" w:hAnsi="Corbel"/>
-        </w:rPr>
-        <w:t>framework</w:t>
-      </w:r>
-      <w:proofErr w:type="spellEnd"/>
-      <w:r>
-        <w:rPr>
-          <w:rFonts w:ascii="Corbel" w:hAnsi="Corbel"/>
-        </w:rPr>
-        <w:t xml:space="preserve"> permet de concevoir rapidement des applications web interactives tout en restant intégré à l’écosystème Python. Il est particulièrement adapté aux projets de prototypage et de démonstration de systèmes basés sur l’intelligence artificielle.</w:t>
+        <w:t>8.1 Choix de l’interface Streamlit</w:t>
+      </w:r>
+    </w:p>
+    <w:p>
+      <w:pPr>
+        <w:spacing w:line="240" w:lineRule="auto"/>
+        <w:rPr>
+          <w:rFonts w:ascii="Corbel" w:hAnsi="Corbel"/>
+        </w:rPr>
+      </w:pPr>
+      <w:r>
+        <w:rPr>
+          <w:rFonts w:ascii="Corbel" w:hAnsi="Corbel"/>
+        </w:rPr>
+        <w:t>L’interface utilisateur du ESILV Smart Assistant a été développée à l’aide de Streamlit. Ce framework permet de concevoir rapidement des applications web interactives tout en restant intégré à l’écosystème Python. Il est particulièrement adapté aux projets de prototypage et de démonstration de systèmes basés sur l’intelligence artificielle.</w:t>
       </w:r>
     </w:p>
     <w:p>
@@ -2708,49 +1936,21 @@
         <w:rPr>
           <w:rFonts w:ascii="Corbel" w:hAnsi="Corbel"/>
         </w:rPr>
-        <w:t xml:space="preserve">L’interface propose un espace de discussion permettant à l’utilisateur de dialoguer directement avec le </w:t>
-      </w:r>
-      <w:proofErr w:type="spellStart"/>
-      <w:r>
-        <w:rPr>
-          <w:rFonts w:ascii="Corbel" w:hAnsi="Corbel"/>
-        </w:rPr>
-        <w:t>chatbot</w:t>
-      </w:r>
-      <w:proofErr w:type="spellEnd"/>
-      <w:r>
-        <w:rPr>
-          <w:rFonts w:ascii="Corbel" w:hAnsi="Corbel"/>
-        </w:rPr>
-        <w:t>. Les réponses sont affichées de manière claire, accompagnées d’informations complémentaires telles que l’intention détectée ou les sources utilisées dans le cas des réponses issues du système RAG.</w:t>
-      </w:r>
-    </w:p>
-    <w:p>
-      <w:pPr>
-        <w:spacing w:line="240" w:lineRule="auto"/>
-        <w:rPr>
-          <w:rFonts w:ascii="Corbel" w:hAnsi="Corbel"/>
-        </w:rPr>
-      </w:pPr>
-      <w:r>
-        <w:rPr>
-          <w:rFonts w:ascii="Corbel" w:hAnsi="Corbel"/>
-        </w:rPr>
-        <w:t>L’application permet également l’</w:t>
-      </w:r>
-      <w:proofErr w:type="spellStart"/>
-      <w:r>
-        <w:rPr>
-          <w:rFonts w:ascii="Corbel" w:hAnsi="Corbel"/>
-        </w:rPr>
-        <w:t>upload</w:t>
-      </w:r>
-      <w:proofErr w:type="spellEnd"/>
-      <w:r>
-        <w:rPr>
-          <w:rFonts w:ascii="Corbel" w:hAnsi="Corbel"/>
-        </w:rPr>
-        <w:t xml:space="preserve"> de documents et l’accès à un tableau de bord administratif. Ce dernier offre une visualisation synthétique des données collectées, facilitant leur exploitation pour des actions de suivi ou de communication.</w:t>
+        <w:t>L’interface propose un espace de discussion permettant à l’utilisateur de dialoguer directement avec le chatbot. Les réponses sont affichées de manière claire, accompagnées d’informations complémentaires telles que l’intention détectée ou les sources utilisées dans le cas des réponses issues du système RAG.</w:t>
+      </w:r>
+    </w:p>
+    <w:p>
+      <w:pPr>
+        <w:spacing w:line="240" w:lineRule="auto"/>
+        <w:rPr>
+          <w:rFonts w:ascii="Corbel" w:hAnsi="Corbel"/>
+        </w:rPr>
+      </w:pPr>
+      <w:r>
+        <w:rPr>
+          <w:rFonts w:ascii="Corbel" w:hAnsi="Corbel"/>
+        </w:rPr>
+        <w:t>L’application permet également l’upload de documents et l’accès à un tableau de bord administratif. Ce dernier offre une visualisation synthétique des données collectées, facilitant leur exploitation pour des actions de suivi ou de communication.</w:t>
       </w:r>
     </w:p>
     <w:p>
@@ -2869,21 +2069,7 @@
         <w:rPr>
           <w:rFonts w:ascii="Corbel" w:hAnsi="Corbel"/>
         </w:rPr>
-        <w:t xml:space="preserve">Par ailleurs, la base de connaissances repose sur un ensemble de documents statiques. Toute mise à jour de ces documents nécessite une </w:t>
-      </w:r>
-      <w:proofErr w:type="spellStart"/>
-      <w:r>
-        <w:rPr>
-          <w:rFonts w:ascii="Corbel" w:hAnsi="Corbel"/>
-        </w:rPr>
-        <w:t>réindexation</w:t>
-      </w:r>
-      <w:proofErr w:type="spellEnd"/>
-      <w:r>
-        <w:rPr>
-          <w:rFonts w:ascii="Corbel" w:hAnsi="Corbel"/>
-        </w:rPr>
-        <w:t xml:space="preserve"> préalable, ce qui peut représenter une contrainte en cas d’évolution fréquente des contenus.</w:t>
+        <w:t>Par ailleurs, la base de connaissances repose sur un ensemble de documents statiques. Toute mise à jour de ces documents nécessite une réindexation préalable, ce qui peut représenter une contrainte en cas d’évolution fréquente des contenus.</w:t>
       </w:r>
     </w:p>
     <w:p>
@@ -2943,35 +2129,7 @@
         <w:rPr>
           <w:rFonts w:ascii="Corbel" w:hAnsi="Corbel"/>
         </w:rPr>
-        <w:t xml:space="preserve">Ce projet avait pour objectif de concevoir un assistant conversationnel intelligent dédié à l’ESILV, capable de répondre de manière fiable aux besoins informationnels des utilisateurs tout en gérant des interactions structurées. À travers la mise en œuvre d’une architecture multi-agents combinée à une approche de </w:t>
-      </w:r>
-      <w:proofErr w:type="spellStart"/>
-      <w:r>
-        <w:rPr>
-          <w:rFonts w:ascii="Corbel" w:hAnsi="Corbel"/>
-        </w:rPr>
-        <w:t>Retrieval-Augmented</w:t>
-      </w:r>
-      <w:proofErr w:type="spellEnd"/>
-      <w:r>
-        <w:rPr>
-          <w:rFonts w:ascii="Corbel" w:hAnsi="Corbel"/>
-        </w:rPr>
-        <w:t xml:space="preserve"> </w:t>
-      </w:r>
-      <w:proofErr w:type="spellStart"/>
-      <w:r>
-        <w:rPr>
-          <w:rFonts w:ascii="Corbel" w:hAnsi="Corbel"/>
-        </w:rPr>
-        <w:t>Generation</w:t>
-      </w:r>
-      <w:proofErr w:type="spellEnd"/>
-      <w:r>
-        <w:rPr>
-          <w:rFonts w:ascii="Corbel" w:hAnsi="Corbel"/>
-        </w:rPr>
-        <w:t>, le système développé parvient à concilier flexibilité conversationnelle et rigueur informationnelle.</w:t>
+        <w:t>Ce projet avait pour objectif de concevoir un assistant conversationnel intelligent dédié à l’ESILV, capable de répondre de manière fiable aux besoins informationnels des utilisateurs tout en gérant des interactions structurées. À travers la mise en œuvre d’une architecture multi-agents combinée à une approche de Retrieval-Augmented Generation, le système développé parvient à concilier flexibilité conversationnelle et rigueur informationnelle.</w:t>
       </w:r>
     </w:p>
     <w:p>
@@ -3009,6 +2167,26 @@
           <w:rFonts w:ascii="Corbel" w:hAnsi="Corbel"/>
         </w:rPr>
       </w:pPr>
+    </w:p>
+    <w:p>
+      <w:pPr>
+        <w:rPr>
+          <w:rFonts w:ascii="Corbel" w:hAnsi="Corbel"/>
+        </w:rPr>
+      </w:pPr>
+    </w:p>
+    <w:p>
+      <w:pPr>
+        <w:pStyle w:val="Titre2"/>
+      </w:pPr>
+      <w:r>
+        <w:t>11. Source Code Repository</w:t>
+      </w:r>
+    </w:p>
+    <w:p>
+      <w:r>
+        <w:t>https://github.com/AlexandreFrancony/ESILV-Bot</w:t>
+      </w:r>
     </w:p>
     <w:sectPr>
       <w:pgSz w:w="11906" w:h="16838"/>
